--- a/reports/DreamDEX-Findings.docx
+++ b/reports/DreamDEX-Findings.docx
@@ -194,7 +194,7 @@
                 <w:sz w:val="20"/>
                 <w:szCs w:val="20"/>
               </w:rPr>
-              <w:t xml:space="preserve">0xF4c825F3C2970153d78B407CF190861dd4E2b905</w:t>
+              <w:t xml:space="preserve">0x0000000000000000000000000000000000000000</w:t>
             </w:r>
           </w:p>
         </w:tc>
@@ -6670,7 +6670,7 @@
           <w:sz w:val="20"/>
           <w:szCs w:val="20"/>
         </w:rPr>
-        <w:t xml:space="preserve">Report prepared by trader-9 • Wallet 0xF4c825F3C2970153d78B407CF190861dd4E2b905 • Somnia mainnet 5031</w:t>
+        <w:t xml:space="preserve">Report prepared by trader-9 • Wallet 0x0000000000000000000000000000000000000000 • Somnia mainnet 5031</w:t>
       </w:r>
     </w:p>
     <w:sectPr>
